--- a/output/Modelos_logit_filtrado/intensidad_ICCS_2016_interaccion_filtro55.docx
+++ b/output/Modelos_logit_filtrado/intensidad_ICCS_2016_interaccion_filtro55.docx
@@ -1629,7 +1629,7 @@
                 <w:szCs w:val="22"/>
                 <w:color w:val="000000"/>
               </w:rPr>
-              <w:t xml:space="preserve">30.7</w:t>
+              <w:t xml:space="preserve">30.8</w:t>
             </w:r>
           </w:p>
         </w:tc>
@@ -1684,7 +1684,7 @@
                 <w:szCs w:val="22"/>
                 <w:color w:val="000000"/>
               </w:rPr>
-              <w:t xml:space="preserve">-9.0</w:t>
+              <w:t xml:space="preserve">-8.9</w:t>
             </w:r>
           </w:p>
         </w:tc>
@@ -5189,7 +5189,7 @@
                 <w:szCs w:val="22"/>
                 <w:color w:val="000000"/>
               </w:rPr>
-              <w:t xml:space="preserve">24.1</w:t>
+              <w:t xml:space="preserve">24.2</w:t>
             </w:r>
           </w:p>
         </w:tc>
@@ -5244,7 +5244,7 @@
                 <w:szCs w:val="22"/>
                 <w:color w:val="000000"/>
               </w:rPr>
-              <w:t xml:space="preserve">9.2</w:t>
+              <w:t xml:space="preserve">9.3</w:t>
             </w:r>
           </w:p>
         </w:tc>
